--- a/Project for Capstone 2/student_risk_system/Huong-dan-tao-tai-khoan-sinh-vien.docx
+++ b/Project for Capstone 2/student_risk_system/Huong-dan-tao-tai-khoan-sinh-vien.docx
@@ -531,11 +531,11 @@
           <w:sz w:val="24"/>
           <w:szCs w:val="24"/>
         </w:rPr>
-        <w:t xml:space="preserve">2.2. Nhập nhiều sinh viên (CSV)</w:t>
-      </w:r>
-    </w:p>
-    <w:p>
-      Bấm “Tải mẫu” để lấy file đúng cột: 
+        <w:t xml:space="preserve">2.2. Nhập nhiều sinh viên (Excel)</w:t>
+      </w:r>
+    </w:p>
+    <w:p>
+      Bấm “Tải mẫu” (tải về file .xlsx) để lấy file đúng cột: 
       <w:r>
         <w:rPr>
           <w:rFonts w:ascii="Calibri" w:cs="Calibri" w:eastAsia="Calibri" w:hAnsi="Calibri"/>
@@ -566,7 +566,7 @@
       </w:r>
     </w:p>
     <w:p>
-      Bấm “Nhập CSV” → chọn file. Nếu dòng nào thiếu cột password, nhập 
+      Bấm “Nhập Excel” → chọn file. Nếu dòng nào thiếu cột password, nhập 
       <w:r>
         <w:rPr>
           <w:rFonts w:ascii="Calibri" w:cs="Calibri" w:eastAsia="Calibri" w:hAnsi="Calibri"/>
@@ -614,7 +614,7 @@
           <w:sz w:val="22"/>
           <w:szCs w:val="22"/>
         </w:rPr>
-        <w:t xml:space="preserve">GIỮ LẠI file CSV này — </w:t>
+        <w:t xml:space="preserve">GIỮ LẠI file Excel này — </w:t>
       </w:r>
       <w:r>
         <w:rPr>
@@ -844,7 +844,7 @@
           <w:sz w:val="22"/>
           <w:szCs w:val="22"/>
         </w:rPr>
-        <w:t xml:space="preserve">Gửi mỗi SV: email + mật khẩu khởi tạo (từ file CSV/danh sách). Dặn đổi mật khẩu sau khi đăng nhập.</w:t>
+        <w:t xml:space="preserve">Gửi mỗi SV: email + mật khẩu khởi tạo (từ file Excel/danh sách). Dặn đổi mật khẩu sau khi đăng nhập.</w:t>
       </w:r>
     </w:p>
     <w:p>
